--- a/public/assets/files/stacjonarne/ZPR.docx
+++ b/public/assets/files/stacjonarne/ZPR.docx
@@ -523,6 +523,7 @@
                 <w:i w:val="0"/>
                 <w:sz w:val="22"/>
               </w:rPr>
+              <w:t>I</w:t>
             </w:r>
           </w:p>
         </w:tc>
@@ -560,6 +561,7 @@
                 <w:i w:val="0"/>
                 <w:sz w:val="22"/>
               </w:rPr>
+              <w:t>obieralny</w:t>
             </w:r>
           </w:p>
         </w:tc>

--- a/public/assets/files/stacjonarne/ZPR.docx
+++ b/public/assets/files/stacjonarne/ZPR.docx
@@ -681,12 +681,22 @@
         <w:tblW w:w="5000" w:type="pct"/>
       </w:tblPr>
       <w:tblGrid>
-        <w:gridCol w:w="9972"/>
+        <w:gridCol w:w="997"/>
+        <w:gridCol w:w="997"/>
+        <w:gridCol w:w="997"/>
+        <w:gridCol w:w="997"/>
+        <w:gridCol w:w="997"/>
+        <w:gridCol w:w="997"/>
+        <w:gridCol w:w="997"/>
+        <w:gridCol w:w="997"/>
+        <w:gridCol w:w="997"/>
+        <w:gridCol w:w="997"/>
       </w:tblGrid>
       <w:tr>
         <w:tc>
           <w:tcPr>
-            <w:tcW w:type="dxa" w:w="9972"/>
+            <w:tcW w:type="dxa" w:w="9970"/>
+            <w:gridSpan w:val="10"/>
             <w:shd w:val="clear" w:color="auto" w:fill="D9D9D9"/>
           </w:tcPr>
           <w:p>
@@ -705,31 +715,34 @@
           </w:p>
         </w:tc>
       </w:tr>
-    </w:tbl>
-    <w:tbl>
-      <w:tblPr>
-        <w:tblW w:type="auto" w:w="0"/>
-        <w:tblLook w:firstColumn="1" w:firstRow="1" w:lastColumn="0" w:lastRow="0" w:noHBand="0" w:noVBand="1" w:val="04A0"/>
-        <w:tblBorders>
-          <w:top w:val="single" w:sz="4" w:space="0" w:color="000000"/>
-          <w:left w:val="single" w:sz="4" w:space="0" w:color="000000"/>
-          <w:bottom w:val="single" w:sz="4" w:space="0" w:color="000000"/>
-          <w:right w:val="single" w:sz="4" w:space="0" w:color="000000"/>
-          <w:insideH w:val="single" w:sz="4" w:space="0" w:color="000000"/>
-          <w:insideV w:val="single" w:sz="4" w:space="0" w:color="000000"/>
-        </w:tblBorders>
-        <w:tblW w:w="5000" w:type="pct"/>
-      </w:tblPr>
-      <w:tblGrid>
-        <w:gridCol w:w="2493"/>
-        <w:gridCol w:w="2493"/>
-        <w:gridCol w:w="2493"/>
-        <w:gridCol w:w="2493"/>
-      </w:tblGrid>
       <w:tr>
         <w:tc>
           <w:tcPr>
-            <w:tcW w:type="dxa" w:w="2493"/>
+            <w:tcW w:type="dxa" w:w="9970"/>
+            <w:gridSpan w:val="10"/>
+            <w:shd w:val="clear" w:color="auto" w:fill="D9D9D9"/>
+          </w:tcPr>
+          <w:p>
+            <w:pPr>
+              <w:spacing w:before="20" w:after="20"/>
+            </w:pPr>
+            <w:r>
+              <w:rPr>
+                <w:rFonts w:ascii="Aptos" w:hAnsi="Aptos"/>
+                <w:b w:val="0"/>
+                <w:i w:val="0"/>
+                <w:sz w:val="16"/>
+              </w:rPr>
+              <w:t>Wymiar godzinowy (liczba godzin w semestrze)</w:t>
+            </w:r>
+          </w:p>
+        </w:tc>
+      </w:tr>
+      <w:tr>
+        <w:tc>
+          <w:tcPr>
+            <w:tcW w:type="dxa" w:w="1994"/>
+            <w:gridSpan w:val="2"/>
             <w:shd w:val="clear" w:color="auto" w:fill="D9D9D9"/>
           </w:tcPr>
           <w:p>
@@ -749,7 +762,8 @@
         </w:tc>
         <w:tc>
           <w:tcPr>
-            <w:tcW w:type="dxa" w:w="2493"/>
+            <w:tcW w:type="dxa" w:w="2991"/>
+            <w:gridSpan w:val="3"/>
             <w:shd w:val="clear" w:color="auto" w:fill="D9D9D9"/>
           </w:tcPr>
           <w:p>
@@ -769,7 +783,8 @@
         </w:tc>
         <w:tc>
           <w:tcPr>
-            <w:tcW w:type="dxa" w:w="2493"/>
+            <w:tcW w:type="dxa" w:w="2991"/>
+            <w:gridSpan w:val="3"/>
             <w:shd w:val="clear" w:color="auto" w:fill="D9D9D9"/>
           </w:tcPr>
           <w:p>
@@ -789,7 +804,8 @@
         </w:tc>
         <w:tc>
           <w:tcPr>
-            <w:tcW w:type="dxa" w:w="2493"/>
+            <w:tcW w:type="dxa" w:w="1994"/>
+            <w:gridSpan w:val="2"/>
             <w:shd w:val="clear" w:color="auto" w:fill="D9D9D9"/>
           </w:tcPr>
           <w:p>
@@ -811,7 +827,8 @@
       <w:tr>
         <w:tc>
           <w:tcPr>
-            <w:tcW w:type="dxa" w:w="2493"/>
+            <w:tcW w:type="dxa" w:w="1994"/>
+            <w:gridSpan w:val="2"/>
           </w:tcPr>
           <w:p>
             <w:pPr>
@@ -830,7 +847,8 @@
         </w:tc>
         <w:tc>
           <w:tcPr>
-            <w:tcW w:type="dxa" w:w="2493"/>
+            <w:tcW w:type="dxa" w:w="2991"/>
+            <w:gridSpan w:val="3"/>
           </w:tcPr>
           <w:p>
             <w:pPr>
@@ -849,7 +867,8 @@
         </w:tc>
         <w:tc>
           <w:tcPr>
-            <w:tcW w:type="dxa" w:w="2493"/>
+            <w:tcW w:type="dxa" w:w="2991"/>
+            <w:gridSpan w:val="3"/>
           </w:tcPr>
           <w:p>
             <w:pPr>
@@ -868,7 +887,8 @@
         </w:tc>
         <w:tc>
           <w:tcPr>
-            <w:tcW w:type="dxa" w:w="2493"/>
+            <w:tcW w:type="dxa" w:w="1994"/>
+            <w:gridSpan w:val="2"/>
           </w:tcPr>
           <w:p>
             <w:pPr>
@@ -886,30 +906,34 @@
           </w:p>
         </w:tc>
       </w:tr>
-    </w:tbl>
-    <w:tbl>
-      <w:tblPr>
-        <w:tblW w:type="auto" w:w="0"/>
-        <w:tblLook w:firstColumn="1" w:firstRow="1" w:lastColumn="0" w:lastRow="0" w:noHBand="0" w:noVBand="1" w:val="04A0"/>
-        <w:tblBorders>
-          <w:top w:val="single" w:sz="4" w:space="0" w:color="000000"/>
-          <w:left w:val="single" w:sz="4" w:space="0" w:color="000000"/>
-          <w:bottom w:val="single" w:sz="4" w:space="0" w:color="000000"/>
-          <w:right w:val="single" w:sz="4" w:space="0" w:color="000000"/>
-          <w:insideH w:val="single" w:sz="4" w:space="0" w:color="000000"/>
-          <w:insideV w:val="single" w:sz="4" w:space="0" w:color="000000"/>
-        </w:tblBorders>
-        <w:tblW w:w="5000" w:type="pct"/>
-      </w:tblPr>
-      <w:tblGrid>
-        <w:gridCol w:w="3324"/>
-        <w:gridCol w:w="3324"/>
-        <w:gridCol w:w="3324"/>
-      </w:tblGrid>
       <w:tr>
         <w:tc>
           <w:tcPr>
-            <w:tcW w:type="dxa" w:w="3324"/>
+            <w:tcW w:type="dxa" w:w="9970"/>
+            <w:gridSpan w:val="10"/>
+            <w:shd w:val="clear" w:color="auto" w:fill="D9D9D9"/>
+          </w:tcPr>
+          <w:p>
+            <w:pPr>
+              <w:spacing w:before="20" w:after="20"/>
+            </w:pPr>
+            <w:r>
+              <w:rPr>
+                <w:rFonts w:ascii="Aptos" w:hAnsi="Aptos"/>
+                <w:b/>
+                <w:i w:val="0"/>
+                <w:sz w:val="22"/>
+              </w:rPr>
+              <w:t>Bilans ECTS</w:t>
+            </w:r>
+          </w:p>
+        </w:tc>
+      </w:tr>
+      <w:tr>
+        <w:tc>
+          <w:tcPr>
+            <w:tcW w:type="dxa" w:w="4985"/>
+            <w:gridSpan w:val="5"/>
             <w:shd w:val="clear" w:color="auto" w:fill="D9D9D9"/>
           </w:tcPr>
           <w:p>
@@ -929,7 +953,8 @@
         </w:tc>
         <w:tc>
           <w:tcPr>
-            <w:tcW w:type="dxa" w:w="3324"/>
+            <w:tcW w:type="dxa" w:w="2991"/>
+            <w:gridSpan w:val="3"/>
             <w:shd w:val="clear" w:color="auto" w:fill="D9D9D9"/>
           </w:tcPr>
           <w:p>
@@ -949,7 +974,8 @@
         </w:tc>
         <w:tc>
           <w:tcPr>
-            <w:tcW w:type="dxa" w:w="3324"/>
+            <w:tcW w:type="dxa" w:w="1994"/>
+            <w:gridSpan w:val="2"/>
             <w:shd w:val="clear" w:color="auto" w:fill="D9D9D9"/>
           </w:tcPr>
           <w:p>
@@ -971,7 +997,8 @@
       <w:tr>
         <w:tc>
           <w:tcPr>
-            <w:tcW w:type="dxa" w:w="3324"/>
+            <w:tcW w:type="dxa" w:w="4985"/>
+            <w:gridSpan w:val="5"/>
           </w:tcPr>
           <w:p>
             <w:pPr>
@@ -990,7 +1017,8 @@
         </w:tc>
         <w:tc>
           <w:tcPr>
-            <w:tcW w:type="dxa" w:w="3324"/>
+            <w:tcW w:type="dxa" w:w="2991"/>
+            <w:gridSpan w:val="3"/>
           </w:tcPr>
           <w:p>
             <w:pPr>
@@ -1009,7 +1037,8 @@
         </w:tc>
         <w:tc>
           <w:tcPr>
-            <w:tcW w:type="dxa" w:w="3324"/>
+            <w:tcW w:type="dxa" w:w="1994"/>
+            <w:gridSpan w:val="2"/>
           </w:tcPr>
           <w:p>
             <w:pPr>
@@ -1030,7 +1059,8 @@
       <w:tr>
         <w:tc>
           <w:tcPr>
-            <w:tcW w:type="dxa" w:w="3324"/>
+            <w:tcW w:type="dxa" w:w="4985"/>
+            <w:gridSpan w:val="5"/>
           </w:tcPr>
           <w:p>
             <w:pPr>
@@ -1049,7 +1079,8 @@
         </w:tc>
         <w:tc>
           <w:tcPr>
-            <w:tcW w:type="dxa" w:w="3324"/>
+            <w:tcW w:type="dxa" w:w="2991"/>
+            <w:gridSpan w:val="3"/>
           </w:tcPr>
           <w:p>
             <w:pPr>
@@ -1068,7 +1099,8 @@
         </w:tc>
         <w:tc>
           <w:tcPr>
-            <w:tcW w:type="dxa" w:w="3324"/>
+            <w:tcW w:type="dxa" w:w="1994"/>
+            <w:gridSpan w:val="2"/>
           </w:tcPr>
           <w:p>
             <w:pPr>
@@ -1089,7 +1121,29 @@
       <w:tr>
         <w:tc>
           <w:tcPr>
-            <w:tcW w:type="dxa" w:w="3324"/>
+            <w:tcW w:type="dxa" w:w="4985"/>
+            <w:gridSpan w:val="5"/>
+            <w:shd w:val="clear" w:color="auto" w:fill="D9D9D9"/>
+          </w:tcPr>
+          <w:p>
+            <w:pPr>
+              <w:spacing w:before="20" w:after="20"/>
+            </w:pPr>
+            <w:r>
+              <w:rPr>
+                <w:rFonts w:ascii="Aptos" w:hAnsi="Aptos"/>
+                <w:b/>
+                <w:i w:val="0"/>
+                <w:sz w:val="16"/>
+              </w:rPr>
+              <w:t>Opis samodzielnej pracy studenta</w:t>
+            </w:r>
+          </w:p>
+        </w:tc>
+        <w:tc>
+          <w:tcPr>
+            <w:tcW w:type="dxa" w:w="4985"/>
+            <w:gridSpan w:val="5"/>
           </w:tcPr>
           <w:p>
             <w:pPr>
@@ -1102,45 +1156,7 @@
                 <w:i w:val="0"/>
                 <w:sz w:val="22"/>
               </w:rPr>
-              <w:t>Suma</w:t>
-            </w:r>
-          </w:p>
-        </w:tc>
-        <w:tc>
-          <w:tcPr>
-            <w:tcW w:type="dxa" w:w="3324"/>
-          </w:tcPr>
-          <w:p>
-            <w:pPr>
-              <w:spacing w:before="20" w:after="20"/>
-            </w:pPr>
-            <w:r>
-              <w:rPr>
-                <w:rFonts w:ascii="Aptos" w:hAnsi="Aptos"/>
-                <w:b w:val="0"/>
-                <w:i w:val="0"/>
-                <w:sz w:val="22"/>
-              </w:rPr>
-              <w:t>50</w:t>
-            </w:r>
-          </w:p>
-        </w:tc>
-        <w:tc>
-          <w:tcPr>
-            <w:tcW w:type="dxa" w:w="3324"/>
-          </w:tcPr>
-          <w:p>
-            <w:pPr>
-              <w:spacing w:before="20" w:after="20"/>
-            </w:pPr>
-            <w:r>
-              <w:rPr>
-                <w:rFonts w:ascii="Aptos" w:hAnsi="Aptos"/>
-                <w:b w:val="0"/>
-                <w:i w:val="0"/>
-                <w:sz w:val="22"/>
-              </w:rPr>
-              <w:t>2</w:t>
+              <w:t>Tworzenie planu zarządzania projektem informatycznym w grupie; analiza realnych projektów IT; przygotowanie prezentacji planu zarządzania; opracowanie dokumentacji projektowej.</w:t>
             </w:r>
           </w:p>
         </w:tc>
@@ -1251,7 +1267,84 @@
           <w:tcPr>
             <w:tcW w:type="dxa" w:w="9972"/>
           </w:tcPr>
-          <w:p/>
+          <w:p>
+            <w:pPr>
+              <w:spacing w:before="20" w:after="20"/>
+            </w:pPr>
+            <w:r>
+              <w:rPr>
+                <w:rFonts w:ascii="Aptos" w:hAnsi="Aptos"/>
+                <w:b/>
+                <w:sz w:val="22"/>
+              </w:rPr>
+              <w:t>Ćwiczenia / Laboratorium:</w:t>
+            </w:r>
+          </w:p>
+          <w:p>
+            <w:pPr>
+              <w:spacing w:before="20" w:after="20"/>
+            </w:pPr>
+            <w:r>
+              <w:rPr>
+                <w:rFonts w:ascii="Aptos" w:hAnsi="Aptos"/>
+                <w:b w:val="0"/>
+                <w:sz w:val="22"/>
+              </w:rPr>
+              <w:t>• metoda projektów (projekt praktyczny)</w:t>
+            </w:r>
+          </w:p>
+          <w:p>
+            <w:pPr>
+              <w:spacing w:before="20" w:after="20"/>
+            </w:pPr>
+            <w:r>
+              <w:rPr>
+                <w:rFonts w:ascii="Aptos" w:hAnsi="Aptos"/>
+                <w:b w:val="0"/>
+                <w:sz w:val="22"/>
+              </w:rPr>
+              <w:t>• praca w grupach</w:t>
+            </w:r>
+          </w:p>
+          <w:p>
+            <w:pPr>
+              <w:spacing w:before="20" w:after="20"/>
+            </w:pPr>
+            <w:r>
+              <w:rPr>
+                <w:rFonts w:ascii="Aptos" w:hAnsi="Aptos"/>
+                <w:b w:val="0"/>
+                <w:sz w:val="22"/>
+              </w:rPr>
+              <w:t>• dyskusja</w:t>
+            </w:r>
+          </w:p>
+          <w:p>
+            <w:pPr>
+              <w:spacing w:before="20" w:after="20"/>
+            </w:pPr>
+            <w:r>
+              <w:rPr>
+                <w:rFonts w:ascii="Aptos" w:hAnsi="Aptos"/>
+                <w:b w:val="0"/>
+                <w:sz w:val="22"/>
+              </w:rPr>
+              <w:t>• burza mózgów</w:t>
+            </w:r>
+          </w:p>
+          <w:p>
+            <w:pPr>
+              <w:spacing w:before="20" w:after="20"/>
+            </w:pPr>
+            <w:r>
+              <w:rPr>
+                <w:rFonts w:ascii="Aptos" w:hAnsi="Aptos"/>
+                <w:b w:val="0"/>
+                <w:sz w:val="22"/>
+              </w:rPr>
+              <w:t>• studia przypadków z bazy studiów przypadków opracowanych przez firmy MŚP lub będące efektem staży</w:t>
+            </w:r>
+          </w:p>
         </w:tc>
       </w:tr>
     </w:tbl>
@@ -1500,177 +1593,10 @@
             <w:r>
               <w:rPr>
                 <w:rFonts w:ascii="Aptos" w:hAnsi="Aptos"/>
+                <w:b w:val="0"/>
+                <w:i w:val="0"/>
                 <w:sz w:val="22"/>
               </w:rPr>
-              <w:t>1. Wykład z elementami dyskusji,</w:t>
-            </w:r>
-          </w:p>
-          <w:p>
-            <w:pPr>
-              <w:spacing w:before="20" w:after="20"/>
-            </w:pPr>
-            <w:r>
-              <w:rPr>
-                <w:rFonts w:ascii="Aptos" w:hAnsi="Aptos"/>
-                <w:sz w:val="22"/>
-              </w:rPr>
-              <w:t>2. prezentacja multimedialna,</w:t>
-            </w:r>
-          </w:p>
-          <w:p>
-            <w:pPr>
-              <w:spacing w:before="20" w:after="20"/>
-            </w:pPr>
-            <w:r>
-              <w:rPr>
-                <w:rFonts w:ascii="Aptos" w:hAnsi="Aptos"/>
-                <w:sz w:val="22"/>
-              </w:rPr>
-              <w:t>3. case study,</w:t>
-            </w:r>
-          </w:p>
-          <w:p>
-            <w:pPr>
-              <w:spacing w:before="20" w:after="20"/>
-            </w:pPr>
-            <w:r>
-              <w:rPr>
-                <w:rFonts w:ascii="Aptos" w:hAnsi="Aptos"/>
-                <w:sz w:val="22"/>
-              </w:rPr>
-              <w:t>4. wykład zaproszony.</w:t>
-            </w:r>
-          </w:p>
-          <w:p>
-            <w:pPr>
-              <w:spacing w:before="20" w:after="20"/>
-            </w:pPr>
-            <w:r>
-              <w:rPr>
-                <w:rFonts w:ascii="Aptos" w:hAnsi="Aptos"/>
-                <w:sz w:val="22"/>
-              </w:rPr>
-              <w:t>5. dyskusja,</w:t>
-            </w:r>
-          </w:p>
-          <w:p>
-            <w:pPr>
-              <w:spacing w:before="20" w:after="20"/>
-            </w:pPr>
-            <w:r>
-              <w:rPr>
-                <w:rFonts w:ascii="Aptos" w:hAnsi="Aptos"/>
-                <w:sz w:val="22"/>
-              </w:rPr>
-              <w:t>6. burza mózgów,</w:t>
-            </w:r>
-          </w:p>
-          <w:p>
-            <w:pPr>
-              <w:spacing w:before="20" w:after="20"/>
-            </w:pPr>
-            <w:r>
-              <w:rPr>
-                <w:rFonts w:ascii="Aptos" w:hAnsi="Aptos"/>
-                <w:sz w:val="22"/>
-              </w:rPr>
-              <w:t>7. rozwiązywanie zadań,</w:t>
-            </w:r>
-          </w:p>
-          <w:p>
-            <w:pPr>
-              <w:spacing w:before="20" w:after="20"/>
-            </w:pPr>
-            <w:r>
-              <w:rPr>
-                <w:rFonts w:ascii="Aptos" w:hAnsi="Aptos"/>
-                <w:sz w:val="22"/>
-              </w:rPr>
-              <w:t>8. analiza przypadków,</w:t>
-            </w:r>
-          </w:p>
-          <w:p>
-            <w:pPr>
-              <w:spacing w:before="20" w:after="20"/>
-            </w:pPr>
-            <w:r>
-              <w:rPr>
-                <w:rFonts w:ascii="Aptos" w:hAnsi="Aptos"/>
-                <w:sz w:val="22"/>
-              </w:rPr>
-              <w:t>9. prezentacje.</w:t>
-            </w:r>
-          </w:p>
-          <w:p>
-            <w:pPr>
-              <w:spacing w:before="20" w:after="20"/>
-            </w:pPr>
-            <w:r>
-              <w:rPr>
-                <w:rFonts w:ascii="Aptos" w:hAnsi="Aptos"/>
-                <w:sz w:val="22"/>
-              </w:rPr>
-              <w:t>10. Zaliczenie</w:t>
-            </w:r>
-          </w:p>
-          <w:p>
-            <w:pPr>
-              <w:spacing w:before="20" w:after="20"/>
-            </w:pPr>
-            <w:r>
-              <w:rPr>
-                <w:rFonts w:ascii="Aptos" w:hAnsi="Aptos"/>
-                <w:sz w:val="22"/>
-              </w:rPr>
-              <w:t>11. Kryteria oceny</w:t>
-            </w:r>
-          </w:p>
-          <w:p>
-            <w:pPr>
-              <w:spacing w:before="20" w:after="20"/>
-            </w:pPr>
-            <w:r>
-              <w:rPr>
-                <w:rFonts w:ascii="Aptos" w:hAnsi="Aptos"/>
-                <w:sz w:val="22"/>
-              </w:rPr>
-              <w:t>12. Studenci tworzą i prezentują projekt planu zarządzania projektem informatycznym, wybranego przez grupę.</w:t>
-            </w:r>
-          </w:p>
-          <w:p>
-            <w:pPr>
-              <w:spacing w:before="20" w:after="20"/>
-            </w:pPr>
-            <w:r>
-              <w:rPr>
-                <w:rFonts w:ascii="Aptos" w:hAnsi="Aptos"/>
-                <w:sz w:val="22"/>
-              </w:rPr>
-              <w:t>13. Oceniane są: kompletność planu, zastosowanie teorii z wykładów, realizm, innowacyjność, jakość prezentacji.</w:t>
-            </w:r>
-          </w:p>
-          <w:p>
-            <w:pPr>
-              <w:spacing w:before="20" w:after="20"/>
-            </w:pPr>
-            <w:r>
-              <w:rPr>
-                <w:rFonts w:ascii="Aptos" w:hAnsi="Aptos"/>
-                <w:sz w:val="22"/>
-              </w:rPr>
-              <w:t>14. Ocena grupowa i indywidualna (uwzględniająca wkład).</w:t>
-            </w:r>
-          </w:p>
-          <w:p>
-            <w:pPr>
-              <w:spacing w:before="20" w:after="20"/>
-            </w:pPr>
-            <w:r>
-              <w:rPr>
-                <w:rFonts w:ascii="Aptos" w:hAnsi="Aptos"/>
-                <w:sz w:val="22"/>
-              </w:rPr>
-              <w:t>15. Nie dotyczy.</w:t>
             </w:r>
           </w:p>
         </w:tc>
@@ -1687,7 +1613,7 @@
                 <w:rFonts w:ascii="Aptos" w:hAnsi="Aptos"/>
                 <w:sz w:val="22"/>
               </w:rPr>
-              <w:t>1. Wykład z elementami dyskusji,</w:t>
+              <w:t>1. prezentacja projektu i dokumentacji</w:t>
             </w:r>
           </w:p>
           <w:p>
@@ -1699,163 +1625,7 @@
                 <w:rFonts w:ascii="Aptos" w:hAnsi="Aptos"/>
                 <w:sz w:val="22"/>
               </w:rPr>
-              <w:t>2. prezentacja multimedialna,</w:t>
-            </w:r>
-          </w:p>
-          <w:p>
-            <w:pPr>
-              <w:spacing w:before="20" w:after="20"/>
-            </w:pPr>
-            <w:r>
-              <w:rPr>
-                <w:rFonts w:ascii="Aptos" w:hAnsi="Aptos"/>
-                <w:sz w:val="22"/>
-              </w:rPr>
-              <w:t>3. case study,</w:t>
-            </w:r>
-          </w:p>
-          <w:p>
-            <w:pPr>
-              <w:spacing w:before="20" w:after="20"/>
-            </w:pPr>
-            <w:r>
-              <w:rPr>
-                <w:rFonts w:ascii="Aptos" w:hAnsi="Aptos"/>
-                <w:sz w:val="22"/>
-              </w:rPr>
-              <w:t>4. wykład zaproszony.</w:t>
-            </w:r>
-          </w:p>
-          <w:p>
-            <w:pPr>
-              <w:spacing w:before="20" w:after="20"/>
-            </w:pPr>
-            <w:r>
-              <w:rPr>
-                <w:rFonts w:ascii="Aptos" w:hAnsi="Aptos"/>
-                <w:sz w:val="22"/>
-              </w:rPr>
-              <w:t>5. dyskusja,</w:t>
-            </w:r>
-          </w:p>
-          <w:p>
-            <w:pPr>
-              <w:spacing w:before="20" w:after="20"/>
-            </w:pPr>
-            <w:r>
-              <w:rPr>
-                <w:rFonts w:ascii="Aptos" w:hAnsi="Aptos"/>
-                <w:sz w:val="22"/>
-              </w:rPr>
-              <w:t>6. burza mózgów,</w:t>
-            </w:r>
-          </w:p>
-          <w:p>
-            <w:pPr>
-              <w:spacing w:before="20" w:after="20"/>
-            </w:pPr>
-            <w:r>
-              <w:rPr>
-                <w:rFonts w:ascii="Aptos" w:hAnsi="Aptos"/>
-                <w:sz w:val="22"/>
-              </w:rPr>
-              <w:t>7. rozwiązywanie zadań,</w:t>
-            </w:r>
-          </w:p>
-          <w:p>
-            <w:pPr>
-              <w:spacing w:before="20" w:after="20"/>
-            </w:pPr>
-            <w:r>
-              <w:rPr>
-                <w:rFonts w:ascii="Aptos" w:hAnsi="Aptos"/>
-                <w:sz w:val="22"/>
-              </w:rPr>
-              <w:t>8. analiza przypadków,</w:t>
-            </w:r>
-          </w:p>
-          <w:p>
-            <w:pPr>
-              <w:spacing w:before="20" w:after="20"/>
-            </w:pPr>
-            <w:r>
-              <w:rPr>
-                <w:rFonts w:ascii="Aptos" w:hAnsi="Aptos"/>
-                <w:sz w:val="22"/>
-              </w:rPr>
-              <w:t>9. prezentacje.</w:t>
-            </w:r>
-          </w:p>
-          <w:p>
-            <w:pPr>
-              <w:spacing w:before="20" w:after="20"/>
-            </w:pPr>
-            <w:r>
-              <w:rPr>
-                <w:rFonts w:ascii="Aptos" w:hAnsi="Aptos"/>
-                <w:sz w:val="22"/>
-              </w:rPr>
-              <w:t>10. Zaliczenie</w:t>
-            </w:r>
-          </w:p>
-          <w:p>
-            <w:pPr>
-              <w:spacing w:before="20" w:after="20"/>
-            </w:pPr>
-            <w:r>
-              <w:rPr>
-                <w:rFonts w:ascii="Aptos" w:hAnsi="Aptos"/>
-                <w:sz w:val="22"/>
-              </w:rPr>
-              <w:t>11. Kryteria oceny</w:t>
-            </w:r>
-          </w:p>
-          <w:p>
-            <w:pPr>
-              <w:spacing w:before="20" w:after="20"/>
-            </w:pPr>
-            <w:r>
-              <w:rPr>
-                <w:rFonts w:ascii="Aptos" w:hAnsi="Aptos"/>
-                <w:sz w:val="22"/>
-              </w:rPr>
-              <w:t>12. Studenci tworzą i prezentują projekt planu zarządzania projektem informatycznym, wybranego przez grupę.</w:t>
-            </w:r>
-          </w:p>
-          <w:p>
-            <w:pPr>
-              <w:spacing w:before="20" w:after="20"/>
-            </w:pPr>
-            <w:r>
-              <w:rPr>
-                <w:rFonts w:ascii="Aptos" w:hAnsi="Aptos"/>
-                <w:sz w:val="22"/>
-              </w:rPr>
-              <w:t>13. Oceniane są: kompletność planu, zastosowanie teorii z wykładów, realizm, innowacyjność, jakość prezentacji.</w:t>
-            </w:r>
-          </w:p>
-          <w:p>
-            <w:pPr>
-              <w:spacing w:before="20" w:after="20"/>
-            </w:pPr>
-            <w:r>
-              <w:rPr>
-                <w:rFonts w:ascii="Aptos" w:hAnsi="Aptos"/>
-                <w:sz w:val="22"/>
-              </w:rPr>
-              <w:t>14. Ocena grupowa i indywidualna (uwzględniająca wkład).</w:t>
-            </w:r>
-          </w:p>
-          <w:p>
-            <w:pPr>
-              <w:spacing w:before="20" w:after="20"/>
-            </w:pPr>
-            <w:r>
-              <w:rPr>
-                <w:rFonts w:ascii="Aptos" w:hAnsi="Aptos"/>
-                <w:sz w:val="22"/>
-              </w:rPr>
-              <w:t>15. Nie dotyczy.</w:t>
+              <w:t>2. ocena pracy podczas ćwiczenia</w:t>
             </w:r>
           </w:p>
         </w:tc>
@@ -2098,14 +1868,14 @@
         <w:tblW w:w="5000" w:type="pct"/>
       </w:tblPr>
       <w:tblGrid>
-        <w:gridCol w:w="3324"/>
-        <w:gridCol w:w="3324"/>
-        <w:gridCol w:w="3324"/>
+        <w:gridCol w:w="680"/>
+        <w:gridCol w:w="4536"/>
+        <w:gridCol w:w="4252"/>
       </w:tblGrid>
       <w:tr>
         <w:tc>
           <w:tcPr>
-            <w:tcW w:type="dxa" w:w="9972"/>
+            <w:tcW w:type="dxa" w:w="9468"/>
             <w:gridSpan w:val="3"/>
             <w:shd w:val="clear" w:color="auto" w:fill="D9D9D9"/>
           </w:tcPr>
@@ -2128,7 +1898,7 @@
       <w:tr>
         <w:tc>
           <w:tcPr>
-            <w:tcW w:type="dxa" w:w="3324"/>
+            <w:tcW w:type="dxa" w:w="680"/>
             <w:shd w:val="clear" w:color="auto" w:fill="D9D9D9"/>
           </w:tcPr>
           <w:p>
@@ -2148,7 +1918,7 @@
         </w:tc>
         <w:tc>
           <w:tcPr>
-            <w:tcW w:type="dxa" w:w="3324"/>
+            <w:tcW w:type="dxa" w:w="4536"/>
             <w:shd w:val="clear" w:color="auto" w:fill="D9D9D9"/>
           </w:tcPr>
           <w:p>
@@ -2168,7 +1938,7 @@
         </w:tc>
         <w:tc>
           <w:tcPr>
-            <w:tcW w:type="dxa" w:w="3324"/>
+            <w:tcW w:type="dxa" w:w="4252"/>
             <w:shd w:val="clear" w:color="auto" w:fill="D9D9D9"/>
           </w:tcPr>
           <w:p>
@@ -2190,7 +1960,7 @@
       <w:tr>
         <w:tc>
           <w:tcPr>
-            <w:tcW w:type="dxa" w:w="3324"/>
+            <w:tcW w:type="dxa" w:w="680"/>
           </w:tcPr>
           <w:p>
             <w:pPr>
@@ -2209,7 +1979,7 @@
         </w:tc>
         <w:tc>
           <w:tcPr>
-            <w:tcW w:type="dxa" w:w="3324"/>
+            <w:tcW w:type="dxa" w:w="4536"/>
           </w:tcPr>
           <w:p>
             <w:pPr>
@@ -2228,7 +1998,7 @@
         </w:tc>
         <w:tc>
           <w:tcPr>
-            <w:tcW w:type="dxa" w:w="3324"/>
+            <w:tcW w:type="dxa" w:w="4252"/>
           </w:tcPr>
           <w:p>
             <w:pPr>
@@ -2248,7 +2018,7 @@
       <w:tr>
         <w:tc>
           <w:tcPr>
-            <w:tcW w:type="dxa" w:w="3324"/>
+            <w:tcW w:type="dxa" w:w="680"/>
           </w:tcPr>
           <w:p>
             <w:pPr>
@@ -2267,7 +2037,7 @@
         </w:tc>
         <w:tc>
           <w:tcPr>
-            <w:tcW w:type="dxa" w:w="3324"/>
+            <w:tcW w:type="dxa" w:w="4536"/>
           </w:tcPr>
           <w:p>
             <w:pPr>
@@ -2286,7 +2056,7 @@
         </w:tc>
         <w:tc>
           <w:tcPr>
-            <w:tcW w:type="dxa" w:w="3324"/>
+            <w:tcW w:type="dxa" w:w="4252"/>
           </w:tcPr>
           <w:p>
             <w:pPr>
@@ -2306,7 +2076,7 @@
       <w:tr>
         <w:tc>
           <w:tcPr>
-            <w:tcW w:type="dxa" w:w="3324"/>
+            <w:tcW w:type="dxa" w:w="680"/>
           </w:tcPr>
           <w:p>
             <w:pPr>
@@ -2325,7 +2095,7 @@
         </w:tc>
         <w:tc>
           <w:tcPr>
-            <w:tcW w:type="dxa" w:w="3324"/>
+            <w:tcW w:type="dxa" w:w="4536"/>
           </w:tcPr>
           <w:p>
             <w:pPr>
@@ -2344,7 +2114,7 @@
         </w:tc>
         <w:tc>
           <w:tcPr>
-            <w:tcW w:type="dxa" w:w="3324"/>
+            <w:tcW w:type="dxa" w:w="4252"/>
           </w:tcPr>
           <w:p>
             <w:pPr>
@@ -2364,7 +2134,7 @@
       <w:tr>
         <w:tc>
           <w:tcPr>
-            <w:tcW w:type="dxa" w:w="3324"/>
+            <w:tcW w:type="dxa" w:w="680"/>
           </w:tcPr>
           <w:p>
             <w:pPr>
@@ -2383,7 +2153,7 @@
         </w:tc>
         <w:tc>
           <w:tcPr>
-            <w:tcW w:type="dxa" w:w="3324"/>
+            <w:tcW w:type="dxa" w:w="4536"/>
           </w:tcPr>
           <w:p>
             <w:pPr>
@@ -2402,7 +2172,7 @@
         </w:tc>
         <w:tc>
           <w:tcPr>
-            <w:tcW w:type="dxa" w:w="3324"/>
+            <w:tcW w:type="dxa" w:w="4252"/>
           </w:tcPr>
           <w:p>
             <w:pPr>
@@ -2422,7 +2192,7 @@
       <w:tr>
         <w:tc>
           <w:tcPr>
-            <w:tcW w:type="dxa" w:w="3324"/>
+            <w:tcW w:type="dxa" w:w="680"/>
           </w:tcPr>
           <w:p>
             <w:pPr>
@@ -2441,7 +2211,7 @@
         </w:tc>
         <w:tc>
           <w:tcPr>
-            <w:tcW w:type="dxa" w:w="3324"/>
+            <w:tcW w:type="dxa" w:w="4536"/>
           </w:tcPr>
           <w:p>
             <w:pPr>
@@ -2460,7 +2230,7 @@
         </w:tc>
         <w:tc>
           <w:tcPr>
-            <w:tcW w:type="dxa" w:w="3324"/>
+            <w:tcW w:type="dxa" w:w="4252"/>
           </w:tcPr>
           <w:p>
             <w:pPr>
@@ -2480,7 +2250,7 @@
       <w:tr>
         <w:tc>
           <w:tcPr>
-            <w:tcW w:type="dxa" w:w="3324"/>
+            <w:tcW w:type="dxa" w:w="680"/>
           </w:tcPr>
           <w:p>
             <w:pPr>
@@ -2499,7 +2269,7 @@
         </w:tc>
         <w:tc>
           <w:tcPr>
-            <w:tcW w:type="dxa" w:w="3324"/>
+            <w:tcW w:type="dxa" w:w="4536"/>
           </w:tcPr>
           <w:p>
             <w:pPr>
@@ -2518,7 +2288,7 @@
         </w:tc>
         <w:tc>
           <w:tcPr>
-            <w:tcW w:type="dxa" w:w="3324"/>
+            <w:tcW w:type="dxa" w:w="4252"/>
           </w:tcPr>
           <w:p>
             <w:pPr>
@@ -2538,7 +2308,7 @@
       <w:tr>
         <w:tc>
           <w:tcPr>
-            <w:tcW w:type="dxa" w:w="3324"/>
+            <w:tcW w:type="dxa" w:w="680"/>
           </w:tcPr>
           <w:p>
             <w:pPr>
@@ -2557,7 +2327,7 @@
         </w:tc>
         <w:tc>
           <w:tcPr>
-            <w:tcW w:type="dxa" w:w="3324"/>
+            <w:tcW w:type="dxa" w:w="4536"/>
           </w:tcPr>
           <w:p>
             <w:pPr>
@@ -2576,7 +2346,7 @@
         </w:tc>
         <w:tc>
           <w:tcPr>
-            <w:tcW w:type="dxa" w:w="3324"/>
+            <w:tcW w:type="dxa" w:w="4252"/>
           </w:tcPr>
           <w:p>
             <w:pPr>
@@ -2596,7 +2366,7 @@
       <w:tr>
         <w:tc>
           <w:tcPr>
-            <w:tcW w:type="dxa" w:w="3324"/>
+            <w:tcW w:type="dxa" w:w="680"/>
           </w:tcPr>
           <w:p>
             <w:pPr>
@@ -2615,7 +2385,7 @@
         </w:tc>
         <w:tc>
           <w:tcPr>
-            <w:tcW w:type="dxa" w:w="3324"/>
+            <w:tcW w:type="dxa" w:w="4536"/>
           </w:tcPr>
           <w:p>
             <w:pPr>
@@ -2634,7 +2404,7 @@
         </w:tc>
         <w:tc>
           <w:tcPr>
-            <w:tcW w:type="dxa" w:w="3324"/>
+            <w:tcW w:type="dxa" w:w="4252"/>
           </w:tcPr>
           <w:p>
             <w:pPr>
@@ -2654,7 +2424,7 @@
       <w:tr>
         <w:tc>
           <w:tcPr>
-            <w:tcW w:type="dxa" w:w="3324"/>
+            <w:tcW w:type="dxa" w:w="680"/>
           </w:tcPr>
           <w:p>
             <w:pPr>
@@ -2673,7 +2443,7 @@
         </w:tc>
         <w:tc>
           <w:tcPr>
-            <w:tcW w:type="dxa" w:w="3324"/>
+            <w:tcW w:type="dxa" w:w="4536"/>
           </w:tcPr>
           <w:p>
             <w:pPr>
@@ -2692,7 +2462,7 @@
         </w:tc>
         <w:tc>
           <w:tcPr>
-            <w:tcW w:type="dxa" w:w="3324"/>
+            <w:tcW w:type="dxa" w:w="4252"/>
           </w:tcPr>
           <w:p>
             <w:pPr>
@@ -2712,7 +2482,7 @@
       <w:tr>
         <w:tc>
           <w:tcPr>
-            <w:tcW w:type="dxa" w:w="3324"/>
+            <w:tcW w:type="dxa" w:w="680"/>
           </w:tcPr>
           <w:p>
             <w:pPr>
@@ -2731,7 +2501,7 @@
         </w:tc>
         <w:tc>
           <w:tcPr>
-            <w:tcW w:type="dxa" w:w="3324"/>
+            <w:tcW w:type="dxa" w:w="4536"/>
           </w:tcPr>
           <w:p>
             <w:pPr>
@@ -2750,7 +2520,7 @@
         </w:tc>
         <w:tc>
           <w:tcPr>
-            <w:tcW w:type="dxa" w:w="3324"/>
+            <w:tcW w:type="dxa" w:w="4252"/>
           </w:tcPr>
           <w:p>
             <w:pPr>
@@ -2770,7 +2540,7 @@
       <w:tr>
         <w:tc>
           <w:tcPr>
-            <w:tcW w:type="dxa" w:w="3324"/>
+            <w:tcW w:type="dxa" w:w="680"/>
           </w:tcPr>
           <w:p>
             <w:pPr>
@@ -2789,7 +2559,7 @@
         </w:tc>
         <w:tc>
           <w:tcPr>
-            <w:tcW w:type="dxa" w:w="3324"/>
+            <w:tcW w:type="dxa" w:w="4536"/>
           </w:tcPr>
           <w:p>
             <w:pPr>
@@ -2808,7 +2578,7 @@
         </w:tc>
         <w:tc>
           <w:tcPr>
-            <w:tcW w:type="dxa" w:w="3324"/>
+            <w:tcW w:type="dxa" w:w="4252"/>
           </w:tcPr>
           <w:p>
             <w:pPr>
@@ -2828,7 +2598,7 @@
       <w:tr>
         <w:tc>
           <w:tcPr>
-            <w:tcW w:type="dxa" w:w="3324"/>
+            <w:tcW w:type="dxa" w:w="680"/>
           </w:tcPr>
           <w:p>
             <w:pPr>
@@ -2847,7 +2617,7 @@
         </w:tc>
         <w:tc>
           <w:tcPr>
-            <w:tcW w:type="dxa" w:w="3324"/>
+            <w:tcW w:type="dxa" w:w="4536"/>
           </w:tcPr>
           <w:p>
             <w:pPr>
@@ -2866,7 +2636,7 @@
         </w:tc>
         <w:tc>
           <w:tcPr>
-            <w:tcW w:type="dxa" w:w="3324"/>
+            <w:tcW w:type="dxa" w:w="4252"/>
           </w:tcPr>
           <w:p>
             <w:pPr>
@@ -2886,7 +2656,7 @@
       <w:tr>
         <w:tc>
           <w:tcPr>
-            <w:tcW w:type="dxa" w:w="3324"/>
+            <w:tcW w:type="dxa" w:w="680"/>
           </w:tcPr>
           <w:p>
             <w:pPr>
@@ -2905,7 +2675,7 @@
         </w:tc>
         <w:tc>
           <w:tcPr>
-            <w:tcW w:type="dxa" w:w="3324"/>
+            <w:tcW w:type="dxa" w:w="4536"/>
           </w:tcPr>
           <w:p>
             <w:pPr>
@@ -2924,7 +2694,7 @@
         </w:tc>
         <w:tc>
           <w:tcPr>
-            <w:tcW w:type="dxa" w:w="3324"/>
+            <w:tcW w:type="dxa" w:w="4252"/>
           </w:tcPr>
           <w:p>
             <w:pPr>
@@ -2944,7 +2714,7 @@
       <w:tr>
         <w:tc>
           <w:tcPr>
-            <w:tcW w:type="dxa" w:w="3324"/>
+            <w:tcW w:type="dxa" w:w="680"/>
           </w:tcPr>
           <w:p>
             <w:pPr>
@@ -2963,7 +2733,7 @@
         </w:tc>
         <w:tc>
           <w:tcPr>
-            <w:tcW w:type="dxa" w:w="3324"/>
+            <w:tcW w:type="dxa" w:w="4536"/>
           </w:tcPr>
           <w:p>
             <w:pPr>
@@ -2982,7 +2752,7 @@
         </w:tc>
         <w:tc>
           <w:tcPr>
-            <w:tcW w:type="dxa" w:w="3324"/>
+            <w:tcW w:type="dxa" w:w="4252"/>
           </w:tcPr>
           <w:p>
             <w:pPr>
@@ -3002,7 +2772,7 @@
       <w:tr>
         <w:tc>
           <w:tcPr>
-            <w:tcW w:type="dxa" w:w="3324"/>
+            <w:tcW w:type="dxa" w:w="680"/>
           </w:tcPr>
           <w:p>
             <w:pPr>
@@ -3021,7 +2791,7 @@
         </w:tc>
         <w:tc>
           <w:tcPr>
-            <w:tcW w:type="dxa" w:w="3324"/>
+            <w:tcW w:type="dxa" w:w="4536"/>
           </w:tcPr>
           <w:p>
             <w:pPr>
@@ -3040,7 +2810,7 @@
         </w:tc>
         <w:tc>
           <w:tcPr>
-            <w:tcW w:type="dxa" w:w="3324"/>
+            <w:tcW w:type="dxa" w:w="4252"/>
           </w:tcPr>
           <w:p>
             <w:pPr>
@@ -3060,7 +2830,7 @@
       <w:tr>
         <w:tc>
           <w:tcPr>
-            <w:tcW w:type="dxa" w:w="3324"/>
+            <w:tcW w:type="dxa" w:w="680"/>
           </w:tcPr>
           <w:p>
             <w:pPr>
@@ -3079,7 +2849,7 @@
         </w:tc>
         <w:tc>
           <w:tcPr>
-            <w:tcW w:type="dxa" w:w="3324"/>
+            <w:tcW w:type="dxa" w:w="4536"/>
           </w:tcPr>
           <w:p>
             <w:pPr>
@@ -3098,7 +2868,7 @@
         </w:tc>
         <w:tc>
           <w:tcPr>
-            <w:tcW w:type="dxa" w:w="3324"/>
+            <w:tcW w:type="dxa" w:w="4252"/>
           </w:tcPr>
           <w:p>
             <w:pPr>
@@ -3118,7 +2888,7 @@
       <w:tr>
         <w:tc>
           <w:tcPr>
-            <w:tcW w:type="dxa" w:w="3324"/>
+            <w:tcW w:type="dxa" w:w="680"/>
           </w:tcPr>
           <w:p>
             <w:pPr>
@@ -3137,7 +2907,7 @@
         </w:tc>
         <w:tc>
           <w:tcPr>
-            <w:tcW w:type="dxa" w:w="3324"/>
+            <w:tcW w:type="dxa" w:w="4536"/>
           </w:tcPr>
           <w:p>
             <w:pPr>
@@ -3156,7 +2926,7 @@
         </w:tc>
         <w:tc>
           <w:tcPr>
-            <w:tcW w:type="dxa" w:w="3324"/>
+            <w:tcW w:type="dxa" w:w="4252"/>
           </w:tcPr>
           <w:p>
             <w:pPr>
@@ -3176,7 +2946,7 @@
       <w:tr>
         <w:tc>
           <w:tcPr>
-            <w:tcW w:type="dxa" w:w="3324"/>
+            <w:tcW w:type="dxa" w:w="680"/>
           </w:tcPr>
           <w:p>
             <w:pPr>
@@ -3195,7 +2965,7 @@
         </w:tc>
         <w:tc>
           <w:tcPr>
-            <w:tcW w:type="dxa" w:w="3324"/>
+            <w:tcW w:type="dxa" w:w="4536"/>
           </w:tcPr>
           <w:p>
             <w:pPr>
@@ -3214,7 +2984,7 @@
         </w:tc>
         <w:tc>
           <w:tcPr>
-            <w:tcW w:type="dxa" w:w="3324"/>
+            <w:tcW w:type="dxa" w:w="4252"/>
           </w:tcPr>
           <w:p>
             <w:pPr>
@@ -3234,7 +3004,7 @@
       <w:tr>
         <w:tc>
           <w:tcPr>
-            <w:tcW w:type="dxa" w:w="3324"/>
+            <w:tcW w:type="dxa" w:w="680"/>
           </w:tcPr>
           <w:p>
             <w:pPr>
@@ -3253,7 +3023,7 @@
         </w:tc>
         <w:tc>
           <w:tcPr>
-            <w:tcW w:type="dxa" w:w="3324"/>
+            <w:tcW w:type="dxa" w:w="4536"/>
           </w:tcPr>
           <w:p>
             <w:pPr>
@@ -3272,7 +3042,7 @@
         </w:tc>
         <w:tc>
           <w:tcPr>
-            <w:tcW w:type="dxa" w:w="3324"/>
+            <w:tcW w:type="dxa" w:w="4252"/>
           </w:tcPr>
           <w:p>
             <w:pPr>
@@ -3292,7 +3062,7 @@
       <w:tr>
         <w:tc>
           <w:tcPr>
-            <w:tcW w:type="dxa" w:w="3324"/>
+            <w:tcW w:type="dxa" w:w="680"/>
           </w:tcPr>
           <w:p>
             <w:pPr>
@@ -3311,7 +3081,7 @@
         </w:tc>
         <w:tc>
           <w:tcPr>
-            <w:tcW w:type="dxa" w:w="3324"/>
+            <w:tcW w:type="dxa" w:w="4536"/>
           </w:tcPr>
           <w:p>
             <w:pPr>
@@ -3330,7 +3100,7 @@
         </w:tc>
         <w:tc>
           <w:tcPr>
-            <w:tcW w:type="dxa" w:w="3324"/>
+            <w:tcW w:type="dxa" w:w="4252"/>
           </w:tcPr>
           <w:p>
             <w:pPr>
@@ -3350,7 +3120,7 @@
       <w:tr>
         <w:tc>
           <w:tcPr>
-            <w:tcW w:type="dxa" w:w="3324"/>
+            <w:tcW w:type="dxa" w:w="680"/>
           </w:tcPr>
           <w:p>
             <w:pPr>
@@ -3369,7 +3139,7 @@
         </w:tc>
         <w:tc>
           <w:tcPr>
-            <w:tcW w:type="dxa" w:w="3324"/>
+            <w:tcW w:type="dxa" w:w="4536"/>
           </w:tcPr>
           <w:p>
             <w:pPr>
@@ -3388,7 +3158,7 @@
         </w:tc>
         <w:tc>
           <w:tcPr>
-            <w:tcW w:type="dxa" w:w="3324"/>
+            <w:tcW w:type="dxa" w:w="4252"/>
           </w:tcPr>
           <w:p>
             <w:pPr>
@@ -3408,7 +3178,7 @@
       <w:tr>
         <w:tc>
           <w:tcPr>
-            <w:tcW w:type="dxa" w:w="3324"/>
+            <w:tcW w:type="dxa" w:w="680"/>
           </w:tcPr>
           <w:p>
             <w:pPr>
@@ -3427,7 +3197,7 @@
         </w:tc>
         <w:tc>
           <w:tcPr>
-            <w:tcW w:type="dxa" w:w="3324"/>
+            <w:tcW w:type="dxa" w:w="4536"/>
           </w:tcPr>
           <w:p>
             <w:pPr>
@@ -3446,7 +3216,7 @@
         </w:tc>
         <w:tc>
           <w:tcPr>
-            <w:tcW w:type="dxa" w:w="3324"/>
+            <w:tcW w:type="dxa" w:w="4252"/>
           </w:tcPr>
           <w:p>
             <w:pPr>
@@ -3466,7 +3236,7 @@
       <w:tr>
         <w:tc>
           <w:tcPr>
-            <w:tcW w:type="dxa" w:w="3324"/>
+            <w:tcW w:type="dxa" w:w="680"/>
           </w:tcPr>
           <w:p>
             <w:pPr>
@@ -3485,7 +3255,7 @@
         </w:tc>
         <w:tc>
           <w:tcPr>
-            <w:tcW w:type="dxa" w:w="3324"/>
+            <w:tcW w:type="dxa" w:w="4536"/>
           </w:tcPr>
           <w:p>
             <w:pPr>
@@ -3504,7 +3274,7 @@
         </w:tc>
         <w:tc>
           <w:tcPr>
-            <w:tcW w:type="dxa" w:w="3324"/>
+            <w:tcW w:type="dxa" w:w="4252"/>
           </w:tcPr>
           <w:p>
             <w:pPr>
@@ -3524,7 +3294,7 @@
       <w:tr>
         <w:tc>
           <w:tcPr>
-            <w:tcW w:type="dxa" w:w="3324"/>
+            <w:tcW w:type="dxa" w:w="680"/>
           </w:tcPr>
           <w:p>
             <w:pPr>
@@ -3543,7 +3313,7 @@
         </w:tc>
         <w:tc>
           <w:tcPr>
-            <w:tcW w:type="dxa" w:w="3324"/>
+            <w:tcW w:type="dxa" w:w="4536"/>
           </w:tcPr>
           <w:p>
             <w:pPr>
@@ -3562,7 +3332,7 @@
         </w:tc>
         <w:tc>
           <w:tcPr>
-            <w:tcW w:type="dxa" w:w="3324"/>
+            <w:tcW w:type="dxa" w:w="4252"/>
           </w:tcPr>
           <w:p>
             <w:pPr>
@@ -3582,7 +3352,7 @@
       <w:tr>
         <w:tc>
           <w:tcPr>
-            <w:tcW w:type="dxa" w:w="3324"/>
+            <w:tcW w:type="dxa" w:w="680"/>
           </w:tcPr>
           <w:p>
             <w:pPr>
@@ -3601,7 +3371,7 @@
         </w:tc>
         <w:tc>
           <w:tcPr>
-            <w:tcW w:type="dxa" w:w="3324"/>
+            <w:tcW w:type="dxa" w:w="4536"/>
           </w:tcPr>
           <w:p>
             <w:pPr>
@@ -3620,7 +3390,7 @@
         </w:tc>
         <w:tc>
           <w:tcPr>
-            <w:tcW w:type="dxa" w:w="3324"/>
+            <w:tcW w:type="dxa" w:w="4252"/>
           </w:tcPr>
           <w:p>
             <w:pPr>
@@ -3640,7 +3410,7 @@
       <w:tr>
         <w:tc>
           <w:tcPr>
-            <w:tcW w:type="dxa" w:w="3324"/>
+            <w:tcW w:type="dxa" w:w="680"/>
           </w:tcPr>
           <w:p>
             <w:pPr>
@@ -3659,7 +3429,7 @@
         </w:tc>
         <w:tc>
           <w:tcPr>
-            <w:tcW w:type="dxa" w:w="3324"/>
+            <w:tcW w:type="dxa" w:w="4536"/>
           </w:tcPr>
           <w:p>
             <w:pPr>
@@ -3678,7 +3448,7 @@
         </w:tc>
         <w:tc>
           <w:tcPr>
-            <w:tcW w:type="dxa" w:w="3324"/>
+            <w:tcW w:type="dxa" w:w="4252"/>
           </w:tcPr>
           <w:p>
             <w:pPr>
@@ -3698,7 +3468,7 @@
       <w:tr>
         <w:tc>
           <w:tcPr>
-            <w:tcW w:type="dxa" w:w="3324"/>
+            <w:tcW w:type="dxa" w:w="680"/>
           </w:tcPr>
           <w:p>
             <w:pPr>
@@ -3717,7 +3487,7 @@
         </w:tc>
         <w:tc>
           <w:tcPr>
-            <w:tcW w:type="dxa" w:w="3324"/>
+            <w:tcW w:type="dxa" w:w="4536"/>
           </w:tcPr>
           <w:p>
             <w:pPr>
@@ -3736,7 +3506,7 @@
         </w:tc>
         <w:tc>
           <w:tcPr>
-            <w:tcW w:type="dxa" w:w="3324"/>
+            <w:tcW w:type="dxa" w:w="4252"/>
           </w:tcPr>
           <w:p>
             <w:pPr>
@@ -3756,7 +3526,7 @@
       <w:tr>
         <w:tc>
           <w:tcPr>
-            <w:tcW w:type="dxa" w:w="3324"/>
+            <w:tcW w:type="dxa" w:w="680"/>
           </w:tcPr>
           <w:p>
             <w:pPr>
@@ -3775,7 +3545,7 @@
         </w:tc>
         <w:tc>
           <w:tcPr>
-            <w:tcW w:type="dxa" w:w="3324"/>
+            <w:tcW w:type="dxa" w:w="4536"/>
           </w:tcPr>
           <w:p>
             <w:pPr>
@@ -3794,7 +3564,7 @@
         </w:tc>
         <w:tc>
           <w:tcPr>
-            <w:tcW w:type="dxa" w:w="3324"/>
+            <w:tcW w:type="dxa" w:w="4252"/>
           </w:tcPr>
           <w:p>
             <w:pPr>
@@ -4188,6 +3958,7 @@
                 <w:i w:val="0"/>
                 <w:sz w:val="22"/>
               </w:rPr>
+              <w:t>prezentacja projektu i dokumentacji; ocena pracy podczas ćwiczenia</w:t>
             </w:r>
           </w:p>
         </w:tc>
@@ -4246,6 +4017,7 @@
                 <w:i w:val="0"/>
                 <w:sz w:val="22"/>
               </w:rPr>
+              <w:t>prezentacja projektu i dokumentacji; ocena pracy podczas ćwiczenia</w:t>
             </w:r>
           </w:p>
         </w:tc>
@@ -4304,6 +4076,7 @@
                 <w:i w:val="0"/>
                 <w:sz w:val="22"/>
               </w:rPr>
+              <w:t>prezentacja projektu i dokumentacji; ocena pracy podczas ćwiczenia</w:t>
             </w:r>
           </w:p>
         </w:tc>
@@ -4362,6 +4135,7 @@
                 <w:i w:val="0"/>
                 <w:sz w:val="22"/>
               </w:rPr>
+              <w:t>prezentacja projektu i dokumentacji; ocena pracy podczas ćwiczenia</w:t>
             </w:r>
           </w:p>
         </w:tc>
@@ -4525,6 +4299,7 @@
                 <w:i w:val="0"/>
                 <w:sz w:val="22"/>
               </w:rPr>
+              <w:t>prezentacja projektu i dokumentacji; ocena pracy podczas ćwiczenia</w:t>
             </w:r>
           </w:p>
         </w:tc>
@@ -4583,6 +4358,7 @@
                 <w:i w:val="0"/>
                 <w:sz w:val="22"/>
               </w:rPr>
+              <w:t>prezentacja projektu i dokumentacji; ocena pracy podczas ćwiczenia</w:t>
             </w:r>
           </w:p>
         </w:tc>
@@ -4641,6 +4417,7 @@
                 <w:i w:val="0"/>
                 <w:sz w:val="22"/>
               </w:rPr>
+              <w:t>prezentacja projektu i dokumentacji; ocena pracy podczas ćwiczenia</w:t>
             </w:r>
           </w:p>
         </w:tc>
@@ -4804,6 +4581,7 @@
                 <w:i w:val="0"/>
                 <w:sz w:val="22"/>
               </w:rPr>
+              <w:t>prezentacja projektu i dokumentacji; ocena pracy podczas ćwiczenia</w:t>
             </w:r>
           </w:p>
         </w:tc>
@@ -4862,6 +4640,7 @@
                 <w:i w:val="0"/>
                 <w:sz w:val="22"/>
               </w:rPr>
+              <w:t>prezentacja projektu i dokumentacji; ocena pracy podczas ćwiczenia</w:t>
             </w:r>
           </w:p>
         </w:tc>
@@ -4919,6 +4698,7 @@
                 <w:i w:val="0"/>
                 <w:sz w:val="22"/>
               </w:rPr>
+              <w:t>prezentacja projektu i dokumentacji; ocena pracy podczas ćwiczenia</w:t>
             </w:r>
           </w:p>
         </w:tc>
@@ -5024,62 +4804,6 @@
                 <w:sz w:val="16"/>
               </w:rPr>
               <w:t>Wyposażenie specjalistyczne konieczne do realizacji przedmiotu</w:t>
-            </w:r>
-          </w:p>
-        </w:tc>
-      </w:tr>
-      <w:tr>
-        <w:tc>
-          <w:tcPr>
-            <w:tcW w:type="dxa" w:w="3324"/>
-          </w:tcPr>
-          <w:p>
-            <w:pPr>
-              <w:spacing w:before="20" w:after="20"/>
-            </w:pPr>
-            <w:r>
-              <w:rPr>
-                <w:rFonts w:ascii="Aptos" w:hAnsi="Aptos"/>
-                <w:b w:val="0"/>
-                <w:i w:val="0"/>
-                <w:sz w:val="22"/>
-              </w:rPr>
-            </w:r>
-          </w:p>
-        </w:tc>
-        <w:tc>
-          <w:tcPr>
-            <w:tcW w:type="dxa" w:w="3324"/>
-          </w:tcPr>
-          <w:p>
-            <w:pPr>
-              <w:spacing w:before="20" w:after="20"/>
-            </w:pPr>
-            <w:r>
-              <w:rPr>
-                <w:rFonts w:ascii="Aptos" w:hAnsi="Aptos"/>
-                <w:b w:val="0"/>
-                <w:i w:val="0"/>
-                <w:sz w:val="22"/>
-              </w:rPr>
-            </w:r>
-          </w:p>
-        </w:tc>
-        <w:tc>
-          <w:tcPr>
-            <w:tcW w:type="dxa" w:w="3324"/>
-          </w:tcPr>
-          <w:p>
-            <w:pPr>
-              <w:spacing w:before="20" w:after="20"/>
-            </w:pPr>
-            <w:r>
-              <w:rPr>
-                <w:rFonts w:ascii="Aptos" w:hAnsi="Aptos"/>
-                <w:b w:val="0"/>
-                <w:i w:val="0"/>
-                <w:sz w:val="22"/>
-              </w:rPr>
             </w:r>
           </w:p>
         </w:tc>

--- a/public/assets/files/stacjonarne/ZPR.docx
+++ b/public/assets/files/stacjonarne/ZPR.docx
@@ -3958,7 +3958,6 @@
                 <w:i w:val="0"/>
                 <w:sz w:val="22"/>
               </w:rPr>
-              <w:t>prezentacja projektu i dokumentacji; ocena pracy podczas ćwiczenia</w:t>
             </w:r>
           </w:p>
         </w:tc>
@@ -4017,7 +4016,6 @@
                 <w:i w:val="0"/>
                 <w:sz w:val="22"/>
               </w:rPr>
-              <w:t>prezentacja projektu i dokumentacji; ocena pracy podczas ćwiczenia</w:t>
             </w:r>
           </w:p>
         </w:tc>
@@ -4076,7 +4074,6 @@
                 <w:i w:val="0"/>
                 <w:sz w:val="22"/>
               </w:rPr>
-              <w:t>prezentacja projektu i dokumentacji; ocena pracy podczas ćwiczenia</w:t>
             </w:r>
           </w:p>
         </w:tc>
@@ -4135,7 +4132,6 @@
                 <w:i w:val="0"/>
                 <w:sz w:val="22"/>
               </w:rPr>
-              <w:t>prezentacja projektu i dokumentacji; ocena pracy podczas ćwiczenia</w:t>
             </w:r>
           </w:p>
         </w:tc>
@@ -4299,7 +4295,7 @@
                 <w:i w:val="0"/>
                 <w:sz w:val="22"/>
               </w:rPr>
-              <w:t>prezentacja projektu i dokumentacji; ocena pracy podczas ćwiczenia</w:t>
+              <w:t>prezentacja projektu i dokumentacji, ocena pracy podczas ćwiczenia</w:t>
             </w:r>
           </w:p>
         </w:tc>
@@ -4320,7 +4316,7 @@
                 <w:i w:val="0"/>
                 <w:sz w:val="22"/>
               </w:rPr>
-              <w:t>K_U19</w:t>
+              <w:t>K_U26</w:t>
             </w:r>
           </w:p>
         </w:tc>
@@ -4358,7 +4354,7 @@
                 <w:i w:val="0"/>
                 <w:sz w:val="22"/>
               </w:rPr>
-              <w:t>prezentacja projektu i dokumentacji; ocena pracy podczas ćwiczenia</w:t>
+              <w:t>prezentacja projektu i dokumentacji, ocena pracy podczas ćwiczenia</w:t>
             </w:r>
           </w:p>
         </w:tc>
@@ -4417,7 +4413,7 @@
                 <w:i w:val="0"/>
                 <w:sz w:val="22"/>
               </w:rPr>
-              <w:t>prezentacja projektu i dokumentacji; ocena pracy podczas ćwiczenia</w:t>
+              <w:t>prezentacja projektu i dokumentacji, ocena pracy podczas ćwiczenia</w:t>
             </w:r>
           </w:p>
         </w:tc>
@@ -4581,7 +4577,7 @@
                 <w:i w:val="0"/>
                 <w:sz w:val="22"/>
               </w:rPr>
-              <w:t>prezentacja projektu i dokumentacji; ocena pracy podczas ćwiczenia</w:t>
+              <w:t>prezentacja projektu i dokumentacji, ocena pracy podczas ćwiczenia</w:t>
             </w:r>
           </w:p>
         </w:tc>
@@ -4640,7 +4636,7 @@
                 <w:i w:val="0"/>
                 <w:sz w:val="22"/>
               </w:rPr>
-              <w:t>prezentacja projektu i dokumentacji; ocena pracy podczas ćwiczenia</w:t>
+              <w:t>prezentacja projektu i dokumentacji, ocena pracy podczas ćwiczenia</w:t>
             </w:r>
           </w:p>
         </w:tc>
@@ -4661,6 +4657,7 @@
                 <w:i w:val="0"/>
                 <w:sz w:val="22"/>
               </w:rPr>
+              <w:t>K_K08</w:t>
             </w:r>
           </w:p>
         </w:tc>
@@ -4698,7 +4695,7 @@
                 <w:i w:val="0"/>
                 <w:sz w:val="22"/>
               </w:rPr>
-              <w:t>prezentacja projektu i dokumentacji; ocena pracy podczas ćwiczenia</w:t>
+              <w:t>prezentacja projektu i dokumentacji, ocena pracy podczas ćwiczenia</w:t>
             </w:r>
           </w:p>
         </w:tc>

--- a/public/assets/files/stacjonarne/ZPR.docx
+++ b/public/assets/files/stacjonarne/ZPR.docx
@@ -1869,14 +1869,13 @@
       </w:tblPr>
       <w:tblGrid>
         <w:gridCol w:w="680"/>
-        <w:gridCol w:w="4536"/>
-        <w:gridCol w:w="4252"/>
+        <w:gridCol w:w="8788"/>
       </w:tblGrid>
       <w:tr>
         <w:tc>
           <w:tcPr>
             <w:tcW w:type="dxa" w:w="9468"/>
-            <w:gridSpan w:val="3"/>
+            <w:gridSpan w:val="2"/>
             <w:shd w:val="clear" w:color="auto" w:fill="D9D9D9"/>
           </w:tcPr>
           <w:p>
@@ -1918,7 +1917,7 @@
         </w:tc>
         <w:tc>
           <w:tcPr>
-            <w:tcW w:type="dxa" w:w="4536"/>
+            <w:tcW w:type="dxa" w:w="8788"/>
             <w:shd w:val="clear" w:color="auto" w:fill="D9D9D9"/>
           </w:tcPr>
           <w:p>
@@ -1932,27 +1931,7 @@
                 <w:i w:val="0"/>
                 <w:sz w:val="16"/>
               </w:rPr>
-              <w:t>Wykład</w:t>
-            </w:r>
-          </w:p>
-        </w:tc>
-        <w:tc>
-          <w:tcPr>
-            <w:tcW w:type="dxa" w:w="4252"/>
-            <w:shd w:val="clear" w:color="auto" w:fill="D9D9D9"/>
-          </w:tcPr>
-          <w:p>
-            <w:pPr>
-              <w:spacing w:before="20" w:after="20"/>
-            </w:pPr>
-            <w:r>
-              <w:rPr>
-                <w:rFonts w:ascii="Aptos" w:hAnsi="Aptos"/>
-                <w:b/>
-                <w:i w:val="0"/>
-                <w:sz w:val="16"/>
-              </w:rPr>
-              <w:t>Ćwiczenia / Laboratorium / Pracownia</w:t>
+              <w:t>Treści programowe</w:t>
             </w:r>
           </w:p>
         </w:tc>
@@ -1979,7 +1958,7 @@
         </w:tc>
         <w:tc>
           <w:tcPr>
-            <w:tcW w:type="dxa" w:w="4536"/>
+            <w:tcW w:type="dxa" w:w="8788"/>
           </w:tcPr>
           <w:p>
             <w:pPr>
@@ -1993,24 +1972,6 @@
                 <w:sz w:val="22"/>
               </w:rPr>
               <w:t>Wprowadzenie do zarządzania projektami IT</w:t>
-            </w:r>
-          </w:p>
-        </w:tc>
-        <w:tc>
-          <w:tcPr>
-            <w:tcW w:type="dxa" w:w="4252"/>
-          </w:tcPr>
-          <w:p>
-            <w:pPr>
-              <w:spacing w:before="20" w:after="20"/>
-            </w:pPr>
-            <w:r>
-              <w:rPr>
-                <w:rFonts w:ascii="Aptos" w:hAnsi="Aptos"/>
-                <w:b w:val="0"/>
-                <w:i w:val="0"/>
-                <w:sz w:val="22"/>
-              </w:rPr>
             </w:r>
           </w:p>
         </w:tc>
@@ -2037,7 +1998,7 @@
         </w:tc>
         <w:tc>
           <w:tcPr>
-            <w:tcW w:type="dxa" w:w="4536"/>
+            <w:tcW w:type="dxa" w:w="8788"/>
           </w:tcPr>
           <w:p>
             <w:pPr>
@@ -2051,24 +2012,6 @@
                 <w:sz w:val="22"/>
               </w:rPr>
               <w:t>Definicje, cele i zakres zarządzania projektami.</w:t>
-            </w:r>
-          </w:p>
-        </w:tc>
-        <w:tc>
-          <w:tcPr>
-            <w:tcW w:type="dxa" w:w="4252"/>
-          </w:tcPr>
-          <w:p>
-            <w:pPr>
-              <w:spacing w:before="20" w:after="20"/>
-            </w:pPr>
-            <w:r>
-              <w:rPr>
-                <w:rFonts w:ascii="Aptos" w:hAnsi="Aptos"/>
-                <w:b w:val="0"/>
-                <w:i w:val="0"/>
-                <w:sz w:val="22"/>
-              </w:rPr>
             </w:r>
           </w:p>
         </w:tc>
@@ -2095,7 +2038,7 @@
         </w:tc>
         <w:tc>
           <w:tcPr>
-            <w:tcW w:type="dxa" w:w="4536"/>
+            <w:tcW w:type="dxa" w:w="8788"/>
           </w:tcPr>
           <w:p>
             <w:pPr>
@@ -2109,24 +2052,6 @@
                 <w:sz w:val="22"/>
               </w:rPr>
               <w:t>Cykl życia projektu IT.</w:t>
-            </w:r>
-          </w:p>
-        </w:tc>
-        <w:tc>
-          <w:tcPr>
-            <w:tcW w:type="dxa" w:w="4252"/>
-          </w:tcPr>
-          <w:p>
-            <w:pPr>
-              <w:spacing w:before="20" w:after="20"/>
-            </w:pPr>
-            <w:r>
-              <w:rPr>
-                <w:rFonts w:ascii="Aptos" w:hAnsi="Aptos"/>
-                <w:b w:val="0"/>
-                <w:i w:val="0"/>
-                <w:sz w:val="22"/>
-              </w:rPr>
             </w:r>
           </w:p>
         </w:tc>
@@ -2153,7 +2078,7 @@
         </w:tc>
         <w:tc>
           <w:tcPr>
-            <w:tcW w:type="dxa" w:w="4536"/>
+            <w:tcW w:type="dxa" w:w="8788"/>
           </w:tcPr>
           <w:p>
             <w:pPr>
@@ -2167,24 +2092,6 @@
                 <w:sz w:val="22"/>
               </w:rPr>
               <w:t>Case study: Denver International Airport Baggage System - analiza błędów i wnioski.</w:t>
-            </w:r>
-          </w:p>
-        </w:tc>
-        <w:tc>
-          <w:tcPr>
-            <w:tcW w:type="dxa" w:w="4252"/>
-          </w:tcPr>
-          <w:p>
-            <w:pPr>
-              <w:spacing w:before="20" w:after="20"/>
-            </w:pPr>
-            <w:r>
-              <w:rPr>
-                <w:rFonts w:ascii="Aptos" w:hAnsi="Aptos"/>
-                <w:b w:val="0"/>
-                <w:i w:val="0"/>
-                <w:sz w:val="22"/>
-              </w:rPr>
             </w:r>
           </w:p>
         </w:tc>
@@ -2211,7 +2118,7 @@
         </w:tc>
         <w:tc>
           <w:tcPr>
-            <w:tcW w:type="dxa" w:w="4536"/>
+            <w:tcW w:type="dxa" w:w="8788"/>
           </w:tcPr>
           <w:p>
             <w:pPr>
@@ -2225,24 +2132,6 @@
                 <w:sz w:val="22"/>
               </w:rPr>
               <w:t>Metodologie zarządzania projektami</w:t>
-            </w:r>
-          </w:p>
-        </w:tc>
-        <w:tc>
-          <w:tcPr>
-            <w:tcW w:type="dxa" w:w="4252"/>
-          </w:tcPr>
-          <w:p>
-            <w:pPr>
-              <w:spacing w:before="20" w:after="20"/>
-            </w:pPr>
-            <w:r>
-              <w:rPr>
-                <w:rFonts w:ascii="Aptos" w:hAnsi="Aptos"/>
-                <w:b w:val="0"/>
-                <w:i w:val="0"/>
-                <w:sz w:val="22"/>
-              </w:rPr>
             </w:r>
           </w:p>
         </w:tc>
@@ -2269,7 +2158,7 @@
         </w:tc>
         <w:tc>
           <w:tcPr>
-            <w:tcW w:type="dxa" w:w="4536"/>
+            <w:tcW w:type="dxa" w:w="8788"/>
           </w:tcPr>
           <w:p>
             <w:pPr>
@@ -2283,24 +2172,6 @@
                 <w:sz w:val="22"/>
               </w:rPr>
               <w:t>Waterfall, Agile, Scrum, Kanban - omówienie, porównanie, zastosowania.</w:t>
-            </w:r>
-          </w:p>
-        </w:tc>
-        <w:tc>
-          <w:tcPr>
-            <w:tcW w:type="dxa" w:w="4252"/>
-          </w:tcPr>
-          <w:p>
-            <w:pPr>
-              <w:spacing w:before="20" w:after="20"/>
-            </w:pPr>
-            <w:r>
-              <w:rPr>
-                <w:rFonts w:ascii="Aptos" w:hAnsi="Aptos"/>
-                <w:b w:val="0"/>
-                <w:i w:val="0"/>
-                <w:sz w:val="22"/>
-              </w:rPr>
             </w:r>
           </w:p>
         </w:tc>
@@ -2327,7 +2198,7 @@
         </w:tc>
         <w:tc>
           <w:tcPr>
-            <w:tcW w:type="dxa" w:w="4536"/>
+            <w:tcW w:type="dxa" w:w="8788"/>
           </w:tcPr>
           <w:p>
             <w:pPr>
@@ -2341,24 +2212,6 @@
                 <w:sz w:val="22"/>
               </w:rPr>
               <w:t>Scrum vs. Scream - rozpoznawanie i unikanie patologii w zarządzaniu.</w:t>
-            </w:r>
-          </w:p>
-        </w:tc>
-        <w:tc>
-          <w:tcPr>
-            <w:tcW w:type="dxa" w:w="4252"/>
-          </w:tcPr>
-          <w:p>
-            <w:pPr>
-              <w:spacing w:before="20" w:after="20"/>
-            </w:pPr>
-            <w:r>
-              <w:rPr>
-                <w:rFonts w:ascii="Aptos" w:hAnsi="Aptos"/>
-                <w:b w:val="0"/>
-                <w:i w:val="0"/>
-                <w:sz w:val="22"/>
-              </w:rPr>
             </w:r>
           </w:p>
         </w:tc>
@@ -2385,7 +2238,7 @@
         </w:tc>
         <w:tc>
           <w:tcPr>
-            <w:tcW w:type="dxa" w:w="4536"/>
+            <w:tcW w:type="dxa" w:w="8788"/>
           </w:tcPr>
           <w:p>
             <w:pPr>
@@ -2399,24 +2252,6 @@
                 <w:sz w:val="22"/>
               </w:rPr>
               <w:t>Motywacja i zarządzanie zespołami IT</w:t>
-            </w:r>
-          </w:p>
-        </w:tc>
-        <w:tc>
-          <w:tcPr>
-            <w:tcW w:type="dxa" w:w="4252"/>
-          </w:tcPr>
-          <w:p>
-            <w:pPr>
-              <w:spacing w:before="20" w:after="20"/>
-            </w:pPr>
-            <w:r>
-              <w:rPr>
-                <w:rFonts w:ascii="Aptos" w:hAnsi="Aptos"/>
-                <w:b w:val="0"/>
-                <w:i w:val="0"/>
-                <w:sz w:val="22"/>
-              </w:rPr>
             </w:r>
           </w:p>
         </w:tc>
@@ -2443,7 +2278,7 @@
         </w:tc>
         <w:tc>
           <w:tcPr>
-            <w:tcW w:type="dxa" w:w="4536"/>
+            <w:tcW w:type="dxa" w:w="8788"/>
           </w:tcPr>
           <w:p>
             <w:pPr>
@@ -2457,24 +2292,6 @@
                 <w:sz w:val="22"/>
               </w:rPr>
               <w:t>Teorie motywacji, rola motywacji wewnętrznej i zewnętrznej.</w:t>
-            </w:r>
-          </w:p>
-        </w:tc>
-        <w:tc>
-          <w:tcPr>
-            <w:tcW w:type="dxa" w:w="4252"/>
-          </w:tcPr>
-          <w:p>
-            <w:pPr>
-              <w:spacing w:before="20" w:after="20"/>
-            </w:pPr>
-            <w:r>
-              <w:rPr>
-                <w:rFonts w:ascii="Aptos" w:hAnsi="Aptos"/>
-                <w:b w:val="0"/>
-                <w:i w:val="0"/>
-                <w:sz w:val="22"/>
-              </w:rPr>
             </w:r>
           </w:p>
         </w:tc>
@@ -2501,7 +2318,7 @@
         </w:tc>
         <w:tc>
           <w:tcPr>
-            <w:tcW w:type="dxa" w:w="4536"/>
+            <w:tcW w:type="dxa" w:w="8788"/>
           </w:tcPr>
           <w:p>
             <w:pPr>
@@ -2515,24 +2332,6 @@
                 <w:sz w:val="22"/>
               </w:rPr>
               <w:t>Algorytmiczne vs. Heurystyczne zadania - wpływ na motywację.</w:t>
-            </w:r>
-          </w:p>
-        </w:tc>
-        <w:tc>
-          <w:tcPr>
-            <w:tcW w:type="dxa" w:w="4252"/>
-          </w:tcPr>
-          <w:p>
-            <w:pPr>
-              <w:spacing w:before="20" w:after="20"/>
-            </w:pPr>
-            <w:r>
-              <w:rPr>
-                <w:rFonts w:ascii="Aptos" w:hAnsi="Aptos"/>
-                <w:b w:val="0"/>
-                <w:i w:val="0"/>
-                <w:sz w:val="22"/>
-              </w:rPr>
             </w:r>
           </w:p>
         </w:tc>
@@ -2559,7 +2358,7 @@
         </w:tc>
         <w:tc>
           <w:tcPr>
-            <w:tcW w:type="dxa" w:w="4536"/>
+            <w:tcW w:type="dxa" w:w="8788"/>
           </w:tcPr>
           <w:p>
             <w:pPr>
@@ -2573,24 +2372,6 @@
                 <w:sz w:val="22"/>
               </w:rPr>
               <w:t>Budowanie efektywnych zespołów, role i odpowiedzialności.</w:t>
-            </w:r>
-          </w:p>
-        </w:tc>
-        <w:tc>
-          <w:tcPr>
-            <w:tcW w:type="dxa" w:w="4252"/>
-          </w:tcPr>
-          <w:p>
-            <w:pPr>
-              <w:spacing w:before="20" w:after="20"/>
-            </w:pPr>
-            <w:r>
-              <w:rPr>
-                <w:rFonts w:ascii="Aptos" w:hAnsi="Aptos"/>
-                <w:b w:val="0"/>
-                <w:i w:val="0"/>
-                <w:sz w:val="22"/>
-              </w:rPr>
             </w:r>
           </w:p>
         </w:tc>
@@ -2617,7 +2398,7 @@
         </w:tc>
         <w:tc>
           <w:tcPr>
-            <w:tcW w:type="dxa" w:w="4536"/>
+            <w:tcW w:type="dxa" w:w="8788"/>
           </w:tcPr>
           <w:p>
             <w:pPr>
@@ -2631,24 +2412,6 @@
                 <w:sz w:val="22"/>
               </w:rPr>
               <w:t>Planowanie projektu</w:t>
-            </w:r>
-          </w:p>
-        </w:tc>
-        <w:tc>
-          <w:tcPr>
-            <w:tcW w:type="dxa" w:w="4252"/>
-          </w:tcPr>
-          <w:p>
-            <w:pPr>
-              <w:spacing w:before="20" w:after="20"/>
-            </w:pPr>
-            <w:r>
-              <w:rPr>
-                <w:rFonts w:ascii="Aptos" w:hAnsi="Aptos"/>
-                <w:b w:val="0"/>
-                <w:i w:val="0"/>
-                <w:sz w:val="22"/>
-              </w:rPr>
             </w:r>
           </w:p>
         </w:tc>
@@ -2675,7 +2438,7 @@
         </w:tc>
         <w:tc>
           <w:tcPr>
-            <w:tcW w:type="dxa" w:w="4536"/>
+            <w:tcW w:type="dxa" w:w="8788"/>
           </w:tcPr>
           <w:p>
             <w:pPr>
@@ -2689,24 +2452,6 @@
                 <w:sz w:val="22"/>
               </w:rPr>
               <w:t>Etapy planowania projektu, analiza sytuacji, SMART goals, WBS.</w:t>
-            </w:r>
-          </w:p>
-        </w:tc>
-        <w:tc>
-          <w:tcPr>
-            <w:tcW w:type="dxa" w:w="4252"/>
-          </w:tcPr>
-          <w:p>
-            <w:pPr>
-              <w:spacing w:before="20" w:after="20"/>
-            </w:pPr>
-            <w:r>
-              <w:rPr>
-                <w:rFonts w:ascii="Aptos" w:hAnsi="Aptos"/>
-                <w:b w:val="0"/>
-                <w:i w:val="0"/>
-                <w:sz w:val="22"/>
-              </w:rPr>
             </w:r>
           </w:p>
         </w:tc>
@@ -2733,7 +2478,7 @@
         </w:tc>
         <w:tc>
           <w:tcPr>
-            <w:tcW w:type="dxa" w:w="4536"/>
+            <w:tcW w:type="dxa" w:w="8788"/>
           </w:tcPr>
           <w:p>
             <w:pPr>
@@ -2747,24 +2492,6 @@
                 <w:sz w:val="22"/>
               </w:rPr>
               <w:t>Identyfikacja i analiza ryzyka.</w:t>
-            </w:r>
-          </w:p>
-        </w:tc>
-        <w:tc>
-          <w:tcPr>
-            <w:tcW w:type="dxa" w:w="4252"/>
-          </w:tcPr>
-          <w:p>
-            <w:pPr>
-              <w:spacing w:before="20" w:after="20"/>
-            </w:pPr>
-            <w:r>
-              <w:rPr>
-                <w:rFonts w:ascii="Aptos" w:hAnsi="Aptos"/>
-                <w:b w:val="0"/>
-                <w:i w:val="0"/>
-                <w:sz w:val="22"/>
-              </w:rPr>
             </w:r>
           </w:p>
         </w:tc>
@@ -2791,7 +2518,7 @@
         </w:tc>
         <w:tc>
           <w:tcPr>
-            <w:tcW w:type="dxa" w:w="4536"/>
+            <w:tcW w:type="dxa" w:w="8788"/>
           </w:tcPr>
           <w:p>
             <w:pPr>
@@ -2805,24 +2532,6 @@
                 <w:sz w:val="22"/>
               </w:rPr>
               <w:t>Case study: Manhattan Project vs. Maginot Line - dobre i złe praktyki planowania.</w:t>
-            </w:r>
-          </w:p>
-        </w:tc>
-        <w:tc>
-          <w:tcPr>
-            <w:tcW w:type="dxa" w:w="4252"/>
-          </w:tcPr>
-          <w:p>
-            <w:pPr>
-              <w:spacing w:before="20" w:after="20"/>
-            </w:pPr>
-            <w:r>
-              <w:rPr>
-                <w:rFonts w:ascii="Aptos" w:hAnsi="Aptos"/>
-                <w:b w:val="0"/>
-                <w:i w:val="0"/>
-                <w:sz w:val="22"/>
-              </w:rPr>
             </w:r>
           </w:p>
         </w:tc>
@@ -2849,7 +2558,7 @@
         </w:tc>
         <w:tc>
           <w:tcPr>
-            <w:tcW w:type="dxa" w:w="4536"/>
+            <w:tcW w:type="dxa" w:w="8788"/>
           </w:tcPr>
           <w:p>
             <w:pPr>
@@ -2863,24 +2572,6 @@
                 <w:sz w:val="22"/>
               </w:rPr>
               <w:t>Ćwiczenia: planowanie projektu z użyciem "Ninja Planning Card".</w:t>
-            </w:r>
-          </w:p>
-        </w:tc>
-        <w:tc>
-          <w:tcPr>
-            <w:tcW w:type="dxa" w:w="4252"/>
-          </w:tcPr>
-          <w:p>
-            <w:pPr>
-              <w:spacing w:before="20" w:after="20"/>
-            </w:pPr>
-            <w:r>
-              <w:rPr>
-                <w:rFonts w:ascii="Aptos" w:hAnsi="Aptos"/>
-                <w:b w:val="0"/>
-                <w:i w:val="0"/>
-                <w:sz w:val="22"/>
-              </w:rPr>
             </w:r>
           </w:p>
         </w:tc>
@@ -2907,7 +2598,7 @@
         </w:tc>
         <w:tc>
           <w:tcPr>
-            <w:tcW w:type="dxa" w:w="4536"/>
+            <w:tcW w:type="dxa" w:w="8788"/>
           </w:tcPr>
           <w:p>
             <w:pPr>
@@ -2921,24 +2612,6 @@
                 <w:sz w:val="22"/>
               </w:rPr>
               <w:t>Realizacja i kontrola projektu</w:t>
-            </w:r>
-          </w:p>
-        </w:tc>
-        <w:tc>
-          <w:tcPr>
-            <w:tcW w:type="dxa" w:w="4252"/>
-          </w:tcPr>
-          <w:p>
-            <w:pPr>
-              <w:spacing w:before="20" w:after="20"/>
-            </w:pPr>
-            <w:r>
-              <w:rPr>
-                <w:rFonts w:ascii="Aptos" w:hAnsi="Aptos"/>
-                <w:b w:val="0"/>
-                <w:i w:val="0"/>
-                <w:sz w:val="22"/>
-              </w:rPr>
             </w:r>
           </w:p>
         </w:tc>
@@ -2965,7 +2638,7 @@
         </w:tc>
         <w:tc>
           <w:tcPr>
-            <w:tcW w:type="dxa" w:w="4536"/>
+            <w:tcW w:type="dxa" w:w="8788"/>
           </w:tcPr>
           <w:p>
             <w:pPr>
@@ -2979,24 +2652,6 @@
                 <w:sz w:val="22"/>
               </w:rPr>
               <w:t>Zarządzanie czasem, budżetem i zasobami.</w:t>
-            </w:r>
-          </w:p>
-        </w:tc>
-        <w:tc>
-          <w:tcPr>
-            <w:tcW w:type="dxa" w:w="4252"/>
-          </w:tcPr>
-          <w:p>
-            <w:pPr>
-              <w:spacing w:before="20" w:after="20"/>
-            </w:pPr>
-            <w:r>
-              <w:rPr>
-                <w:rFonts w:ascii="Aptos" w:hAnsi="Aptos"/>
-                <w:b w:val="0"/>
-                <w:i w:val="0"/>
-                <w:sz w:val="22"/>
-              </w:rPr>
             </w:r>
           </w:p>
         </w:tc>
@@ -3023,7 +2678,7 @@
         </w:tc>
         <w:tc>
           <w:tcPr>
-            <w:tcW w:type="dxa" w:w="4536"/>
+            <w:tcW w:type="dxa" w:w="8788"/>
           </w:tcPr>
           <w:p>
             <w:pPr>
@@ -3037,24 +2692,6 @@
                 <w:sz w:val="22"/>
               </w:rPr>
               <w:t>Monitoring postępów projektu, raportowanie, analiza odchyleń.</w:t>
-            </w:r>
-          </w:p>
-        </w:tc>
-        <w:tc>
-          <w:tcPr>
-            <w:tcW w:type="dxa" w:w="4252"/>
-          </w:tcPr>
-          <w:p>
-            <w:pPr>
-              <w:spacing w:before="20" w:after="20"/>
-            </w:pPr>
-            <w:r>
-              <w:rPr>
-                <w:rFonts w:ascii="Aptos" w:hAnsi="Aptos"/>
-                <w:b w:val="0"/>
-                <w:i w:val="0"/>
-                <w:sz w:val="22"/>
-              </w:rPr>
             </w:r>
           </w:p>
         </w:tc>
@@ -3081,7 +2718,7 @@
         </w:tc>
         <w:tc>
           <w:tcPr>
-            <w:tcW w:type="dxa" w:w="4536"/>
+            <w:tcW w:type="dxa" w:w="8788"/>
           </w:tcPr>
           <w:p>
             <w:pPr>
@@ -3095,24 +2732,6 @@
                 <w:sz w:val="22"/>
               </w:rPr>
               <w:t>Zarządzanie zmianą, kontrola jakości.</w:t>
-            </w:r>
-          </w:p>
-        </w:tc>
-        <w:tc>
-          <w:tcPr>
-            <w:tcW w:type="dxa" w:w="4252"/>
-          </w:tcPr>
-          <w:p>
-            <w:pPr>
-              <w:spacing w:before="20" w:after="20"/>
-            </w:pPr>
-            <w:r>
-              <w:rPr>
-                <w:rFonts w:ascii="Aptos" w:hAnsi="Aptos"/>
-                <w:b w:val="0"/>
-                <w:i w:val="0"/>
-                <w:sz w:val="22"/>
-              </w:rPr>
             </w:r>
           </w:p>
         </w:tc>
@@ -3139,7 +2758,7 @@
         </w:tc>
         <w:tc>
           <w:tcPr>
-            <w:tcW w:type="dxa" w:w="4536"/>
+            <w:tcW w:type="dxa" w:w="8788"/>
           </w:tcPr>
           <w:p>
             <w:pPr>
@@ -3153,24 +2772,6 @@
                 <w:sz w:val="22"/>
               </w:rPr>
               <w:t>Zamykanie projektu</w:t>
-            </w:r>
-          </w:p>
-        </w:tc>
-        <w:tc>
-          <w:tcPr>
-            <w:tcW w:type="dxa" w:w="4252"/>
-          </w:tcPr>
-          <w:p>
-            <w:pPr>
-              <w:spacing w:before="20" w:after="20"/>
-            </w:pPr>
-            <w:r>
-              <w:rPr>
-                <w:rFonts w:ascii="Aptos" w:hAnsi="Aptos"/>
-                <w:b w:val="0"/>
-                <w:i w:val="0"/>
-                <w:sz w:val="22"/>
-              </w:rPr>
             </w:r>
           </w:p>
         </w:tc>
@@ -3197,7 +2798,7 @@
         </w:tc>
         <w:tc>
           <w:tcPr>
-            <w:tcW w:type="dxa" w:w="4536"/>
+            <w:tcW w:type="dxa" w:w="8788"/>
           </w:tcPr>
           <w:p>
             <w:pPr>
@@ -3211,24 +2812,6 @@
                 <w:sz w:val="22"/>
               </w:rPr>
               <w:t>Ocena projektu, dokumentacja, lessons learned.</w:t>
-            </w:r>
-          </w:p>
-        </w:tc>
-        <w:tc>
-          <w:tcPr>
-            <w:tcW w:type="dxa" w:w="4252"/>
-          </w:tcPr>
-          <w:p>
-            <w:pPr>
-              <w:spacing w:before="20" w:after="20"/>
-            </w:pPr>
-            <w:r>
-              <w:rPr>
-                <w:rFonts w:ascii="Aptos" w:hAnsi="Aptos"/>
-                <w:b w:val="0"/>
-                <w:i w:val="0"/>
-                <w:sz w:val="22"/>
-              </w:rPr>
             </w:r>
           </w:p>
         </w:tc>
@@ -3255,7 +2838,7 @@
         </w:tc>
         <w:tc>
           <w:tcPr>
-            <w:tcW w:type="dxa" w:w="4536"/>
+            <w:tcW w:type="dxa" w:w="8788"/>
           </w:tcPr>
           <w:p>
             <w:pPr>
@@ -3269,24 +2852,6 @@
                 <w:sz w:val="22"/>
               </w:rPr>
               <w:t>Prezentacja wyników projektu.</w:t>
-            </w:r>
-          </w:p>
-        </w:tc>
-        <w:tc>
-          <w:tcPr>
-            <w:tcW w:type="dxa" w:w="4252"/>
-          </w:tcPr>
-          <w:p>
-            <w:pPr>
-              <w:spacing w:before="20" w:after="20"/>
-            </w:pPr>
-            <w:r>
-              <w:rPr>
-                <w:rFonts w:ascii="Aptos" w:hAnsi="Aptos"/>
-                <w:b w:val="0"/>
-                <w:i w:val="0"/>
-                <w:sz w:val="22"/>
-              </w:rPr>
             </w:r>
           </w:p>
         </w:tc>
@@ -3313,7 +2878,7 @@
         </w:tc>
         <w:tc>
           <w:tcPr>
-            <w:tcW w:type="dxa" w:w="4536"/>
+            <w:tcW w:type="dxa" w:w="8788"/>
           </w:tcPr>
           <w:p>
             <w:pPr>
@@ -3327,24 +2892,6 @@
                 <w:sz w:val="22"/>
               </w:rPr>
               <w:t>Dodatkowe zagadnienia</w:t>
-            </w:r>
-          </w:p>
-        </w:tc>
-        <w:tc>
-          <w:tcPr>
-            <w:tcW w:type="dxa" w:w="4252"/>
-          </w:tcPr>
-          <w:p>
-            <w:pPr>
-              <w:spacing w:before="20" w:after="20"/>
-            </w:pPr>
-            <w:r>
-              <w:rPr>
-                <w:rFonts w:ascii="Aptos" w:hAnsi="Aptos"/>
-                <w:b w:val="0"/>
-                <w:i w:val="0"/>
-                <w:sz w:val="22"/>
-              </w:rPr>
             </w:r>
           </w:p>
         </w:tc>
@@ -3371,7 +2918,7 @@
         </w:tc>
         <w:tc>
           <w:tcPr>
-            <w:tcW w:type="dxa" w:w="4536"/>
+            <w:tcW w:type="dxa" w:w="8788"/>
           </w:tcPr>
           <w:p>
             <w:pPr>
@@ -3385,24 +2932,6 @@
                 <w:sz w:val="22"/>
               </w:rPr>
               <w:t>PRINCE2, Six Sigma - wprowadzenie.</w:t>
-            </w:r>
-          </w:p>
-        </w:tc>
-        <w:tc>
-          <w:tcPr>
-            <w:tcW w:type="dxa" w:w="4252"/>
-          </w:tcPr>
-          <w:p>
-            <w:pPr>
-              <w:spacing w:before="20" w:after="20"/>
-            </w:pPr>
-            <w:r>
-              <w:rPr>
-                <w:rFonts w:ascii="Aptos" w:hAnsi="Aptos"/>
-                <w:b w:val="0"/>
-                <w:i w:val="0"/>
-                <w:sz w:val="22"/>
-              </w:rPr>
             </w:r>
           </w:p>
         </w:tc>
@@ -3429,7 +2958,7 @@
         </w:tc>
         <w:tc>
           <w:tcPr>
-            <w:tcW w:type="dxa" w:w="4536"/>
+            <w:tcW w:type="dxa" w:w="8788"/>
           </w:tcPr>
           <w:p>
             <w:pPr>
@@ -3443,24 +2972,6 @@
                 <w:sz w:val="22"/>
               </w:rPr>
               <w:t>Teorie X, Y, Z - style zarządzania.</w:t>
-            </w:r>
-          </w:p>
-        </w:tc>
-        <w:tc>
-          <w:tcPr>
-            <w:tcW w:type="dxa" w:w="4252"/>
-          </w:tcPr>
-          <w:p>
-            <w:pPr>
-              <w:spacing w:before="20" w:after="20"/>
-            </w:pPr>
-            <w:r>
-              <w:rPr>
-                <w:rFonts w:ascii="Aptos" w:hAnsi="Aptos"/>
-                <w:b w:val="0"/>
-                <w:i w:val="0"/>
-                <w:sz w:val="22"/>
-              </w:rPr>
             </w:r>
           </w:p>
         </w:tc>
@@ -3487,7 +2998,7 @@
         </w:tc>
         <w:tc>
           <w:tcPr>
-            <w:tcW w:type="dxa" w:w="4536"/>
+            <w:tcW w:type="dxa" w:w="8788"/>
           </w:tcPr>
           <w:p>
             <w:pPr>
@@ -3501,24 +3012,6 @@
                 <w:sz w:val="22"/>
               </w:rPr>
               <w:t>Cargo Cults - unikanie bezmyślnego naśladowania.</w:t>
-            </w:r>
-          </w:p>
-        </w:tc>
-        <w:tc>
-          <w:tcPr>
-            <w:tcW w:type="dxa" w:w="4252"/>
-          </w:tcPr>
-          <w:p>
-            <w:pPr>
-              <w:spacing w:before="20" w:after="20"/>
-            </w:pPr>
-            <w:r>
-              <w:rPr>
-                <w:rFonts w:ascii="Aptos" w:hAnsi="Aptos"/>
-                <w:b w:val="0"/>
-                <w:i w:val="0"/>
-                <w:sz w:val="22"/>
-              </w:rPr>
             </w:r>
           </w:p>
         </w:tc>
@@ -3545,7 +3038,7 @@
         </w:tc>
         <w:tc>
           <w:tcPr>
-            <w:tcW w:type="dxa" w:w="4536"/>
+            <w:tcW w:type="dxa" w:w="8788"/>
           </w:tcPr>
           <w:p>
             <w:pPr>
@@ -3559,24 +3052,6 @@
                 <w:sz w:val="22"/>
               </w:rPr>
               <w:t>Etyka w zarządzaniu projektami IT.</w:t>
-            </w:r>
-          </w:p>
-        </w:tc>
-        <w:tc>
-          <w:tcPr>
-            <w:tcW w:type="dxa" w:w="4252"/>
-          </w:tcPr>
-          <w:p>
-            <w:pPr>
-              <w:spacing w:before="20" w:after="20"/>
-            </w:pPr>
-            <w:r>
-              <w:rPr>
-                <w:rFonts w:ascii="Aptos" w:hAnsi="Aptos"/>
-                <w:b w:val="0"/>
-                <w:i w:val="0"/>
-                <w:sz w:val="22"/>
-              </w:rPr>
             </w:r>
           </w:p>
         </w:tc>
